--- a/klagomål/A 59611-2024 FSC-klagomål.docx
+++ b/klagomål/A 59611-2024 FSC-klagomål.docx
@@ -763,7 +763,7 @@
     <w:r>
       <w:tab/>
       <w:tab/>
-      <w:t>2025-01-30</w:t>
+      <w:t>2025-01-31</w:t>
       <w:br/>
       <w:br/>
     </w:r>

--- a/klagomål/A 59611-2024 FSC-klagomål.docx
+++ b/klagomål/A 59611-2024 FSC-klagomål.docx
@@ -894,7 +894,7 @@
     <w:r>
       <w:tab/>
       <w:tab/>
-      <w:t>2025-03-02</w:t>
+      <w:t>2025-03-03</w:t>
       <w:br/>
       <w:br/>
     </w:r>

--- a/klagomål/A 59611-2024 FSC-klagomål.docx
+++ b/klagomål/A 59611-2024 FSC-klagomål.docx
@@ -894,7 +894,7 @@
     <w:r>
       <w:tab/>
       <w:tab/>
-      <w:t>2025-03-03</w:t>
+      <w:t>2025-03-04</w:t>
       <w:br/>
       <w:br/>
     </w:r>

--- a/klagomål/A 59611-2024 FSC-klagomål.docx
+++ b/klagomål/A 59611-2024 FSC-klagomål.docx
@@ -894,7 +894,7 @@
     <w:r>
       <w:tab/>
       <w:tab/>
-      <w:t>2025-03-04</w:t>
+      <w:t>2025-03-05</w:t>
       <w:br/>
       <w:br/>
     </w:r>

--- a/klagomål/A 59611-2024 FSC-klagomål.docx
+++ b/klagomål/A 59611-2024 FSC-klagomål.docx
@@ -894,7 +894,7 @@
     <w:r>
       <w:tab/>
       <w:tab/>
-      <w:t>2025-03-05</w:t>
+      <w:t>2025-03-06</w:t>
       <w:br/>
       <w:br/>
     </w:r>

--- a/klagomål/A 59611-2024 FSC-klagomål.docx
+++ b/klagomål/A 59611-2024 FSC-klagomål.docx
@@ -894,7 +894,7 @@
     <w:r>
       <w:tab/>
       <w:tab/>
-      <w:t>2025-03-06</w:t>
+      <w:t>2025-03-07</w:t>
       <w:br/>
       <w:br/>
     </w:r>

--- a/klagomål/A 59611-2024 FSC-klagomål.docx
+++ b/klagomål/A 59611-2024 FSC-klagomål.docx
@@ -894,7 +894,7 @@
     <w:r>
       <w:tab/>
       <w:tab/>
-      <w:t>2025-03-07</w:t>
+      <w:t>2025-03-08</w:t>
       <w:br/>
       <w:br/>
     </w:r>

--- a/klagomål/A 59611-2024 FSC-klagomål.docx
+++ b/klagomål/A 59611-2024 FSC-klagomål.docx
@@ -894,7 +894,7 @@
     <w:r>
       <w:tab/>
       <w:tab/>
-      <w:t>2025-03-08</w:t>
+      <w:t>2025-03-09</w:t>
       <w:br/>
       <w:br/>
     </w:r>

--- a/klagomål/A 59611-2024 FSC-klagomål.docx
+++ b/klagomål/A 59611-2024 FSC-klagomål.docx
@@ -894,7 +894,7 @@
     <w:r>
       <w:tab/>
       <w:tab/>
-      <w:t>2025-03-09</w:t>
+      <w:t>2025-03-10</w:t>
       <w:br/>
       <w:br/>
     </w:r>

--- a/klagomål/A 59611-2024 FSC-klagomål.docx
+++ b/klagomål/A 59611-2024 FSC-klagomål.docx
@@ -894,7 +894,7 @@
     <w:r>
       <w:tab/>
       <w:tab/>
-      <w:t>2025-03-10</w:t>
+      <w:t>2025-03-11</w:t>
       <w:br/>
       <w:br/>
     </w:r>

--- a/klagomål/A 59611-2024 FSC-klagomål.docx
+++ b/klagomål/A 59611-2024 FSC-klagomål.docx
@@ -894,7 +894,7 @@
     <w:r>
       <w:tab/>
       <w:tab/>
-      <w:t>2025-03-11</w:t>
+      <w:t>2025-03-12</w:t>
       <w:br/>
       <w:br/>
     </w:r>

--- a/klagomål/A 59611-2024 FSC-klagomål.docx
+++ b/klagomål/A 59611-2024 FSC-klagomål.docx
@@ -894,7 +894,7 @@
     <w:r>
       <w:tab/>
       <w:tab/>
-      <w:t>2025-03-12</w:t>
+      <w:t>2025-03-13</w:t>
       <w:br/>
       <w:br/>
     </w:r>

--- a/klagomål/A 59611-2024 FSC-klagomål.docx
+++ b/klagomål/A 59611-2024 FSC-klagomål.docx
@@ -894,7 +894,7 @@
     <w:r>
       <w:tab/>
       <w:tab/>
-      <w:t>2025-03-13</w:t>
+      <w:t>2025-03-14</w:t>
       <w:br/>
       <w:br/>
     </w:r>

--- a/klagomål/A 59611-2024 FSC-klagomål.docx
+++ b/klagomål/A 59611-2024 FSC-klagomål.docx
@@ -894,7 +894,7 @@
     <w:r>
       <w:tab/>
       <w:tab/>
-      <w:t>2025-03-14</w:t>
+      <w:t>2025-03-15</w:t>
       <w:br/>
       <w:br/>
     </w:r>

--- a/klagomål/A 59611-2024 FSC-klagomål.docx
+++ b/klagomål/A 59611-2024 FSC-klagomål.docx
@@ -894,7 +894,7 @@
     <w:r>
       <w:tab/>
       <w:tab/>
-      <w:t>2025-03-15</w:t>
+      <w:t>2025-03-16</w:t>
       <w:br/>
       <w:br/>
     </w:r>

--- a/klagomål/A 59611-2024 FSC-klagomål.docx
+++ b/klagomål/A 59611-2024 FSC-klagomål.docx
@@ -894,7 +894,7 @@
     <w:r>
       <w:tab/>
       <w:tab/>
-      <w:t>2025-03-16</w:t>
+      <w:t>2025-03-17</w:t>
       <w:br/>
       <w:br/>
     </w:r>

--- a/klagomål/A 59611-2024 FSC-klagomål.docx
+++ b/klagomål/A 59611-2024 FSC-klagomål.docx
@@ -894,7 +894,7 @@
     <w:r>
       <w:tab/>
       <w:tab/>
-      <w:t>2025-03-17</w:t>
+      <w:t>2025-03-18</w:t>
       <w:br/>
       <w:br/>
     </w:r>

--- a/klagomål/A 59611-2024 FSC-klagomål.docx
+++ b/klagomål/A 59611-2024 FSC-klagomål.docx
@@ -894,7 +894,7 @@
     <w:r>
       <w:tab/>
       <w:tab/>
-      <w:t>2025-03-18</w:t>
+      <w:t>2025-03-19</w:t>
       <w:br/>
       <w:br/>
     </w:r>

--- a/klagomål/A 59611-2024 FSC-klagomål.docx
+++ b/klagomål/A 59611-2024 FSC-klagomål.docx
@@ -894,7 +894,7 @@
     <w:r>
       <w:tab/>
       <w:tab/>
-      <w:t>2025-03-19</w:t>
+      <w:t>2025-03-20</w:t>
       <w:br/>
       <w:br/>
     </w:r>

--- a/klagomål/A 59611-2024 FSC-klagomål.docx
+++ b/klagomål/A 59611-2024 FSC-klagomål.docx
@@ -894,7 +894,7 @@
     <w:r>
       <w:tab/>
       <w:tab/>
-      <w:t>2025-03-20</w:t>
+      <w:t>2025-03-21</w:t>
       <w:br/>
       <w:br/>
     </w:r>

--- a/klagomål/A 59611-2024 FSC-klagomål.docx
+++ b/klagomål/A 59611-2024 FSC-klagomål.docx
@@ -894,7 +894,7 @@
     <w:r>
       <w:tab/>
       <w:tab/>
-      <w:t>2025-03-21</w:t>
+      <w:t>2025-03-22</w:t>
       <w:br/>
       <w:br/>
     </w:r>

--- a/klagomål/A 59611-2024 FSC-klagomål.docx
+++ b/klagomål/A 59611-2024 FSC-klagomål.docx
@@ -894,7 +894,7 @@
     <w:r>
       <w:tab/>
       <w:tab/>
-      <w:t>2025-03-22</w:t>
+      <w:t>2025-03-23</w:t>
       <w:br/>
       <w:br/>
     </w:r>

--- a/klagomål/A 59611-2024 FSC-klagomål.docx
+++ b/klagomål/A 59611-2024 FSC-klagomål.docx
@@ -894,7 +894,7 @@
     <w:r>
       <w:tab/>
       <w:tab/>
-      <w:t>2025-03-23</w:t>
+      <w:t>2025-03-24</w:t>
       <w:br/>
       <w:br/>
     </w:r>

--- a/klagomål/A 59611-2024 FSC-klagomål.docx
+++ b/klagomål/A 59611-2024 FSC-klagomål.docx
@@ -894,7 +894,7 @@
     <w:r>
       <w:tab/>
       <w:tab/>
-      <w:t>2025-03-24</w:t>
+      <w:t>2025-03-25</w:t>
       <w:br/>
       <w:br/>
     </w:r>

--- a/klagomål/A 59611-2024 FSC-klagomål.docx
+++ b/klagomål/A 59611-2024 FSC-klagomål.docx
@@ -894,7 +894,7 @@
     <w:r>
       <w:tab/>
       <w:tab/>
-      <w:t>2025-03-25</w:t>
+      <w:t>2025-03-26</w:t>
       <w:br/>
       <w:br/>
     </w:r>

--- a/klagomål/A 59611-2024 FSC-klagomål.docx
+++ b/klagomål/A 59611-2024 FSC-klagomål.docx
@@ -894,7 +894,7 @@
     <w:r>
       <w:tab/>
       <w:tab/>
-      <w:t>2025-03-26</w:t>
+      <w:t>2025-03-27</w:t>
       <w:br/>
       <w:br/>
     </w:r>

--- a/klagomål/A 59611-2024 FSC-klagomål.docx
+++ b/klagomål/A 59611-2024 FSC-klagomål.docx
@@ -894,7 +894,7 @@
     <w:r>
       <w:tab/>
       <w:tab/>
-      <w:t>2025-03-27</w:t>
+      <w:t>2025-03-28</w:t>
       <w:br/>
       <w:br/>
     </w:r>

--- a/klagomål/A 59611-2024 FSC-klagomål.docx
+++ b/klagomål/A 59611-2024 FSC-klagomål.docx
@@ -894,7 +894,7 @@
     <w:r>
       <w:tab/>
       <w:tab/>
-      <w:t>2025-03-28</w:t>
+      <w:t>2025-03-29</w:t>
       <w:br/>
       <w:br/>
     </w:r>

--- a/klagomål/A 59611-2024 FSC-klagomål.docx
+++ b/klagomål/A 59611-2024 FSC-klagomål.docx
@@ -894,7 +894,7 @@
     <w:r>
       <w:tab/>
       <w:tab/>
-      <w:t>2025-04-02</w:t>
+      <w:t>2025-04-03</w:t>
       <w:br/>
       <w:br/>
     </w:r>

--- a/klagomål/A 59611-2024 FSC-klagomål.docx
+++ b/klagomål/A 59611-2024 FSC-klagomål.docx
@@ -894,7 +894,7 @@
     <w:r>
       <w:tab/>
       <w:tab/>
-      <w:t>2025-04-03</w:t>
+      <w:t>2025-04-05</w:t>
       <w:br/>
       <w:br/>
     </w:r>

--- a/klagomål/A 59611-2024 FSC-klagomål.docx
+++ b/klagomål/A 59611-2024 FSC-klagomål.docx
@@ -894,7 +894,7 @@
     <w:r>
       <w:tab/>
       <w:tab/>
-      <w:t>2025-04-05</w:t>
+      <w:t>2025-04-06</w:t>
       <w:br/>
       <w:br/>
     </w:r>

--- a/klagomål/A 59611-2024 FSC-klagomål.docx
+++ b/klagomål/A 59611-2024 FSC-klagomål.docx
@@ -894,7 +894,7 @@
     <w:r>
       <w:tab/>
       <w:tab/>
-      <w:t>2025-04-06</w:t>
+      <w:t>2025-04-07</w:t>
       <w:br/>
       <w:br/>
     </w:r>

--- a/klagomål/A 59611-2024 FSC-klagomål.docx
+++ b/klagomål/A 59611-2024 FSC-klagomål.docx
@@ -894,7 +894,7 @@
     <w:r>
       <w:tab/>
       <w:tab/>
-      <w:t>2025-04-07</w:t>
+      <w:t>2025-04-08</w:t>
       <w:br/>
       <w:br/>
     </w:r>

--- a/klagomål/A 59611-2024 FSC-klagomål.docx
+++ b/klagomål/A 59611-2024 FSC-klagomål.docx
@@ -894,7 +894,7 @@
     <w:r>
       <w:tab/>
       <w:tab/>
-      <w:t>2025-04-08</w:t>
+      <w:t>2025-04-09</w:t>
       <w:br/>
       <w:br/>
     </w:r>

--- a/klagomål/A 59611-2024 FSC-klagomål.docx
+++ b/klagomål/A 59611-2024 FSC-klagomål.docx
@@ -244,6 +244,17 @@
       </w:pPr>
       <w:r>
         <w:t>Figur 1. Fyndplatser för naturvårdsarter i det avverkningsanmälda området (röd linje). Markörer utan svart kant är placerade på fyndplatsen. Markörer med svart kant är placerade vid sidan av fyndplatsen och har ett svart streck som visar fyndplatsens exakta position. Kartans mittpunktskoordinat är N 7038194, E 441552 i SWEREF 99 TM.</w:t>
+      </w:r>
+    </w:p>
+    <w:p>
+      <w:r>
+        <w:rPr>
+          <w:b/>
+        </w:rPr>
+        <w:t>Garnlav (NT)</w:t>
+      </w:r>
+      <w:r>
+        <w:t xml:space="preserve"> är en utpräglad barrskogsart som ibland kan drapera träden i norrländska grannaturskogar med hög luftfuktighet. Den förekommer även i talldominerade bestånd där den, förutom i trädens grenverk, påträffas hängande över ojämnheter i tallbarken. Arten har minskat starkt i södra och mellersta Sverige och den minskar även i sitt nordliga utbredningsområde. Orsaken till tillbakagången beror främst på slutavverkningar av naturskogsartade skogar. Bestånd med riklig förekomst bör regelmässigt sparas. Garnlav är värdväxt för den mycket sällsynta och akut hotade fjärilen barrskogslavfly (CR) som hör hemma i boreala barrskogar med riklig förekomst av värdväxten. Tidigare kunde arten konstateras årligen på flera platser vid Dala-Floda i Dalarna innan lokalerna kalavverkades. Senaste fyndet i landet av barrskogslavfly är från år 2000 då den påträffades vid Högberget i Sollefteå kommun (SLU Artdatabanken, 2024).</w:t>
       </w:r>
     </w:p>
     <w:p>
@@ -656,7 +667,7 @@
     </w:p>
     <w:p>
       <w:r>
-        <w:t xml:space="preserve">Talltita är rödlistad som NT, fridlyst och prioriterad art i Skogsvårdslagen. Den omfattas av EU:s fågeldirektiv. Arten har minskat kraftigt de senaste 30 åren och minskningstakten innevarande 10-årsperiod beräknas till 20 (10–30) % (SLU Artdatabanken, 2022). </w:t>
+        <w:t>Talltita är rödlistad som NT, fridlyst och prioriterad art i Skogsvårdslagen. Den omfattas av EU:s fågeldirektiv. Arten har minskat kraftigt de senaste 30 åren och minskningstakten innevarande 10-årsperiod beräknas till 20 (10–30) % (SLU Artdatabanken, 2022).</w:t>
       </w:r>
     </w:p>
     <w:p>
@@ -693,7 +704,7 @@
         <w:t xml:space="preserve">Differential demographic responses of sympatric Parids to vegetation management in boreal forest. </w:t>
       </w:r>
       <w:r>
-        <w:t xml:space="preserve">For. Ecol. Manage. 319, 169–175. </w:t>
+        <w:t>For. Ecol. Manage. 319, 169–175.</w:t>
       </w:r>
     </w:p>
     <w:p>
@@ -707,7 +718,7 @@
         <w:t xml:space="preserve">Coherence, composition and territories of winter social groups of the Willow Tit Parus montanus and the Crested Tit P. cristatus. </w:t>
       </w:r>
       <w:r>
-        <w:t xml:space="preserve">Ornis Scandinavica, 10, pp 56–68 </w:t>
+        <w:t>Ornis Scandinavica, 10, pp 56–68</w:t>
       </w:r>
     </w:p>
     <w:p>
@@ -721,7 +732,7 @@
         <w:t xml:space="preserve">Impact of forestry practices on fitness correlates and population productivity in an open-nesting bird species. </w:t>
       </w:r>
       <w:r>
-        <w:t xml:space="preserve">Conserv. Biol. 21, 767–774. https://doi.org/10.1111/j.1523- 1739.2007.00675.x </w:t>
+        <w:t>Conserv. Biol. 21, 767–774. https://doi.org/10.1111/j.1523- 1739.2007.00675.x</w:t>
       </w:r>
     </w:p>
     <w:p>
@@ -894,7 +905,7 @@
     <w:r>
       <w:tab/>
       <w:tab/>
-      <w:t>2025-04-09</w:t>
+      <w:t>2025-04-10</w:t>
       <w:br/>
       <w:br/>
     </w:r>

--- a/klagomål/A 59611-2024 FSC-klagomål.docx
+++ b/klagomål/A 59611-2024 FSC-klagomål.docx
@@ -905,7 +905,7 @@
     <w:r>
       <w:tab/>
       <w:tab/>
-      <w:t>2025-04-10</w:t>
+      <w:t>2025-04-11</w:t>
       <w:br/>
       <w:br/>
     </w:r>

--- a/klagomål/A 59611-2024 FSC-klagomål.docx
+++ b/klagomål/A 59611-2024 FSC-klagomål.docx
@@ -905,7 +905,7 @@
     <w:r>
       <w:tab/>
       <w:tab/>
-      <w:t>2025-04-11</w:t>
+      <w:t>2025-04-12</w:t>
       <w:br/>
       <w:br/>
     </w:r>

--- a/klagomål/A 59611-2024 FSC-klagomål.docx
+++ b/klagomål/A 59611-2024 FSC-klagomål.docx
@@ -905,7 +905,7 @@
     <w:r>
       <w:tab/>
       <w:tab/>
-      <w:t>2025-04-12</w:t>
+      <w:t>2025-04-13</w:t>
       <w:br/>
       <w:br/>
     </w:r>

--- a/klagomål/A 59611-2024 FSC-klagomål.docx
+++ b/klagomål/A 59611-2024 FSC-klagomål.docx
@@ -905,7 +905,7 @@
     <w:r>
       <w:tab/>
       <w:tab/>
-      <w:t>2025-04-13</w:t>
+      <w:t>2025-04-14</w:t>
       <w:br/>
       <w:br/>
     </w:r>

--- a/klagomål/A 59611-2024 FSC-klagomål.docx
+++ b/klagomål/A 59611-2024 FSC-klagomål.docx
@@ -905,7 +905,7 @@
     <w:r>
       <w:tab/>
       <w:tab/>
-      <w:t>2025-04-14</w:t>
+      <w:t>2025-04-15</w:t>
       <w:br/>
       <w:br/>
     </w:r>

--- a/klagomål/A 59611-2024 FSC-klagomål.docx
+++ b/klagomål/A 59611-2024 FSC-klagomål.docx
@@ -905,7 +905,7 @@
     <w:r>
       <w:tab/>
       <w:tab/>
-      <w:t>2025-04-15</w:t>
+      <w:t>2025-04-16</w:t>
       <w:br/>
       <w:br/>
     </w:r>

--- a/klagomål/A 59611-2024 FSC-klagomål.docx
+++ b/klagomål/A 59611-2024 FSC-klagomål.docx
@@ -905,7 +905,7 @@
     <w:r>
       <w:tab/>
       <w:tab/>
-      <w:t>2025-04-16</w:t>
+      <w:t>2025-04-17</w:t>
       <w:br/>
       <w:br/>
     </w:r>

--- a/klagomål/A 59611-2024 FSC-klagomål.docx
+++ b/klagomål/A 59611-2024 FSC-klagomål.docx
@@ -905,7 +905,7 @@
     <w:r>
       <w:tab/>
       <w:tab/>
-      <w:t>2025-04-17</w:t>
+      <w:t>2025-04-18</w:t>
       <w:br/>
       <w:br/>
     </w:r>

--- a/klagomål/A 59611-2024 FSC-klagomål.docx
+++ b/klagomål/A 59611-2024 FSC-klagomål.docx
@@ -905,7 +905,7 @@
     <w:r>
       <w:tab/>
       <w:tab/>
-      <w:t>2025-04-18</w:t>
+      <w:t>2025-04-19</w:t>
       <w:br/>
       <w:br/>
     </w:r>

--- a/klagomål/A 59611-2024 FSC-klagomål.docx
+++ b/klagomål/A 59611-2024 FSC-klagomål.docx
@@ -927,7 +927,7 @@
     <w:r>
       <w:tab/>
       <w:tab/>
-      <w:t>2025-05-03</w:t>
+      <w:t>2025-05-04</w:t>
       <w:br/>
       <w:br/>
     </w:r>

--- a/klagomål/A 59611-2024 FSC-klagomål.docx
+++ b/klagomål/A 59611-2024 FSC-klagomål.docx
@@ -927,7 +927,7 @@
     <w:r>
       <w:tab/>
       <w:tab/>
-      <w:t>2025-05-04</w:t>
+      <w:t>2025-05-06</w:t>
       <w:br/>
       <w:br/>
     </w:r>

--- a/klagomål/A 59611-2024 FSC-klagomål.docx
+++ b/klagomål/A 59611-2024 FSC-klagomål.docx
@@ -927,7 +927,7 @@
     <w:r>
       <w:tab/>
       <w:tab/>
-      <w:t>2025-05-06</w:t>
+      <w:t>2025-05-07</w:t>
       <w:br/>
       <w:br/>
     </w:r>

--- a/klagomål/A 59611-2024 FSC-klagomål.docx
+++ b/klagomål/A 59611-2024 FSC-klagomål.docx
@@ -927,7 +927,7 @@
     <w:r>
       <w:tab/>
       <w:tab/>
-      <w:t>2025-05-07</w:t>
+      <w:t>2025-05-08</w:t>
       <w:br/>
       <w:br/>
     </w:r>

--- a/klagomål/A 59611-2024 FSC-klagomål.docx
+++ b/klagomål/A 59611-2024 FSC-klagomål.docx
@@ -927,7 +927,7 @@
     <w:r>
       <w:tab/>
       <w:tab/>
-      <w:t>2025-05-08</w:t>
+      <w:t>2025-05-09</w:t>
       <w:br/>
       <w:br/>
     </w:r>

--- a/klagomål/A 59611-2024 FSC-klagomål.docx
+++ b/klagomål/A 59611-2024 FSC-klagomål.docx
@@ -927,7 +927,7 @@
     <w:r>
       <w:tab/>
       <w:tab/>
-      <w:t>2025-05-09</w:t>
+      <w:t>2025-05-10</w:t>
       <w:br/>
       <w:br/>
     </w:r>

--- a/klagomål/A 59611-2024 FSC-klagomål.docx
+++ b/klagomål/A 59611-2024 FSC-klagomål.docx
@@ -927,7 +927,7 @@
     <w:r>
       <w:tab/>
       <w:tab/>
-      <w:t>2025-05-10</w:t>
+      <w:t>2025-05-11</w:t>
       <w:br/>
       <w:br/>
     </w:r>

--- a/klagomål/A 59611-2024 FSC-klagomål.docx
+++ b/klagomål/A 59611-2024 FSC-klagomål.docx
@@ -927,7 +927,7 @@
     <w:r>
       <w:tab/>
       <w:tab/>
-      <w:t>2025-05-11</w:t>
+      <w:t>2025-05-12</w:t>
       <w:br/>
       <w:br/>
     </w:r>

--- a/klagomål/A 59611-2024 FSC-klagomål.docx
+++ b/klagomål/A 59611-2024 FSC-klagomål.docx
@@ -927,7 +927,7 @@
     <w:r>
       <w:tab/>
       <w:tab/>
-      <w:t>2025-05-12</w:t>
+      <w:t>2025-05-13</w:t>
       <w:br/>
       <w:br/>
     </w:r>

--- a/klagomål/A 59611-2024 FSC-klagomål.docx
+++ b/klagomål/A 59611-2024 FSC-klagomål.docx
@@ -927,7 +927,7 @@
     <w:r>
       <w:tab/>
       <w:tab/>
-      <w:t>2025-05-13</w:t>
+      <w:t>2025-05-14</w:t>
       <w:br/>
       <w:br/>
     </w:r>

--- a/klagomål/A 59611-2024 FSC-klagomål.docx
+++ b/klagomål/A 59611-2024 FSC-klagomål.docx
@@ -927,7 +927,7 @@
     <w:r>
       <w:tab/>
       <w:tab/>
-      <w:t>2025-05-14</w:t>
+      <w:t>2025-05-15</w:t>
       <w:br/>
       <w:br/>
     </w:r>

--- a/klagomål/A 59611-2024 FSC-klagomål.docx
+++ b/klagomål/A 59611-2024 FSC-klagomål.docx
@@ -927,7 +927,7 @@
     <w:r>
       <w:tab/>
       <w:tab/>
-      <w:t>2025-05-15</w:t>
+      <w:t>2025-05-16</w:t>
       <w:br/>
       <w:br/>
     </w:r>

--- a/klagomål/A 59611-2024 FSC-klagomål.docx
+++ b/klagomål/A 59611-2024 FSC-klagomål.docx
@@ -927,7 +927,7 @@
     <w:r>
       <w:tab/>
       <w:tab/>
-      <w:t>2025-05-16</w:t>
+      <w:t>2025-05-17</w:t>
       <w:br/>
       <w:br/>
     </w:r>

--- a/klagomål/A 59611-2024 FSC-klagomål.docx
+++ b/klagomål/A 59611-2024 FSC-klagomål.docx
@@ -927,7 +927,7 @@
     <w:r>
       <w:tab/>
       <w:tab/>
-      <w:t>2025-05-17</w:t>
+      <w:t>2025-05-18</w:t>
       <w:br/>
       <w:br/>
     </w:r>

--- a/klagomål/A 59611-2024 FSC-klagomål.docx
+++ b/klagomål/A 59611-2024 FSC-klagomål.docx
@@ -927,7 +927,7 @@
     <w:r>
       <w:tab/>
       <w:tab/>
-      <w:t>2025-05-18</w:t>
+      <w:t>2025-05-19</w:t>
       <w:br/>
       <w:br/>
     </w:r>

--- a/klagomål/A 59611-2024 FSC-klagomål.docx
+++ b/klagomål/A 59611-2024 FSC-klagomål.docx
@@ -927,7 +927,7 @@
     <w:r>
       <w:tab/>
       <w:tab/>
-      <w:t>2025-05-19</w:t>
+      <w:t>2025-05-20</w:t>
       <w:br/>
       <w:br/>
     </w:r>

--- a/klagomål/A 59611-2024 FSC-klagomål.docx
+++ b/klagomål/A 59611-2024 FSC-klagomål.docx
@@ -927,7 +927,7 @@
     <w:r>
       <w:tab/>
       <w:tab/>
-      <w:t>2025-05-20</w:t>
+      <w:t>2025-05-21</w:t>
       <w:br/>
       <w:br/>
     </w:r>

--- a/klagomål/A 59611-2024 FSC-klagomål.docx
+++ b/klagomål/A 59611-2024 FSC-klagomål.docx
@@ -927,7 +927,7 @@
     <w:r>
       <w:tab/>
       <w:tab/>
-      <w:t>2025-05-21</w:t>
+      <w:t>2025-05-22</w:t>
       <w:br/>
       <w:br/>
     </w:r>

--- a/klagomål/A 59611-2024 FSC-klagomål.docx
+++ b/klagomål/A 59611-2024 FSC-klagomål.docx
@@ -927,7 +927,7 @@
     <w:r>
       <w:tab/>
       <w:tab/>
-      <w:t>2025-05-22</w:t>
+      <w:t>2025-05-23</w:t>
       <w:br/>
       <w:br/>
     </w:r>

--- a/klagomål/A 59611-2024 FSC-klagomål.docx
+++ b/klagomål/A 59611-2024 FSC-klagomål.docx
@@ -927,7 +927,7 @@
     <w:r>
       <w:tab/>
       <w:tab/>
-      <w:t>2025-05-23</w:t>
+      <w:t>2025-05-24</w:t>
       <w:br/>
       <w:br/>
     </w:r>

--- a/klagomål/A 59611-2024 FSC-klagomål.docx
+++ b/klagomål/A 59611-2024 FSC-klagomål.docx
@@ -927,7 +927,7 @@
     <w:r>
       <w:tab/>
       <w:tab/>
-      <w:t>2025-05-24</w:t>
+      <w:t>2025-05-25</w:t>
       <w:br/>
       <w:br/>
     </w:r>

--- a/klagomål/A 59611-2024 FSC-klagomål.docx
+++ b/klagomål/A 59611-2024 FSC-klagomål.docx
@@ -927,7 +927,7 @@
     <w:r>
       <w:tab/>
       <w:tab/>
-      <w:t>2025-05-25</w:t>
+      <w:t>2025-05-26</w:t>
       <w:br/>
       <w:br/>
     </w:r>

--- a/klagomål/A 59611-2024 FSC-klagomål.docx
+++ b/klagomål/A 59611-2024 FSC-klagomål.docx
@@ -927,7 +927,7 @@
     <w:r>
       <w:tab/>
       <w:tab/>
-      <w:t>2025-05-26</w:t>
+      <w:t>2025-05-27</w:t>
       <w:br/>
       <w:br/>
     </w:r>

--- a/klagomål/A 59611-2024 FSC-klagomål.docx
+++ b/klagomål/A 59611-2024 FSC-klagomål.docx
@@ -927,7 +927,7 @@
     <w:r>
       <w:tab/>
       <w:tab/>
-      <w:t>2025-05-27</w:t>
+      <w:t>2025-05-30</w:t>
       <w:br/>
       <w:br/>
     </w:r>

--- a/klagomål/A 59611-2024 FSC-klagomål.docx
+++ b/klagomål/A 59611-2024 FSC-klagomål.docx
@@ -927,7 +927,7 @@
     <w:r>
       <w:tab/>
       <w:tab/>
-      <w:t>2025-05-30</w:t>
+      <w:t>2025-06-01</w:t>
       <w:br/>
       <w:br/>
     </w:r>

--- a/klagomål/A 59611-2024 FSC-klagomål.docx
+++ b/klagomål/A 59611-2024 FSC-klagomål.docx
@@ -927,7 +927,7 @@
     <w:r>
       <w:tab/>
       <w:tab/>
-      <w:t>2025-06-01</w:t>
+      <w:t>2025-06-02</w:t>
       <w:br/>
       <w:br/>
     </w:r>

--- a/klagomål/A 59611-2024 FSC-klagomål.docx
+++ b/klagomål/A 59611-2024 FSC-klagomål.docx
@@ -927,7 +927,7 @@
     <w:r>
       <w:tab/>
       <w:tab/>
-      <w:t>2025-06-02</w:t>
+      <w:t>2025-06-03</w:t>
       <w:br/>
       <w:br/>
     </w:r>

--- a/klagomål/A 59611-2024 FSC-klagomål.docx
+++ b/klagomål/A 59611-2024 FSC-klagomål.docx
@@ -927,7 +927,7 @@
     <w:r>
       <w:tab/>
       <w:tab/>
-      <w:t>2025-06-03</w:t>
+      <w:t>2025-06-04</w:t>
       <w:br/>
       <w:br/>
     </w:r>

--- a/klagomål/A 59611-2024 FSC-klagomål.docx
+++ b/klagomål/A 59611-2024 FSC-klagomål.docx
@@ -927,7 +927,7 @@
     <w:r>
       <w:tab/>
       <w:tab/>
-      <w:t>2025-06-04</w:t>
+      <w:t>2025-06-05</w:t>
       <w:br/>
       <w:br/>
     </w:r>

--- a/klagomål/A 59611-2024 FSC-klagomål.docx
+++ b/klagomål/A 59611-2024 FSC-klagomål.docx
@@ -927,7 +927,7 @@
     <w:r>
       <w:tab/>
       <w:tab/>
-      <w:t>2025-06-13</w:t>
+      <w:t>2025-06-15</w:t>
       <w:br/>
       <w:br/>
     </w:r>

--- a/klagomål/A 59611-2024 FSC-klagomål.docx
+++ b/klagomål/A 59611-2024 FSC-klagomål.docx
@@ -927,7 +927,7 @@
     <w:r>
       <w:tab/>
       <w:tab/>
-      <w:t>2025-06-15</w:t>
+      <w:t>2025-06-16</w:t>
       <w:br/>
       <w:br/>
     </w:r>

--- a/klagomål/A 59611-2024 FSC-klagomål.docx
+++ b/klagomål/A 59611-2024 FSC-klagomål.docx
@@ -927,7 +927,7 @@
     <w:r>
       <w:tab/>
       <w:tab/>
-      <w:t>2025-06-16</w:t>
+      <w:t>2025-06-17</w:t>
       <w:br/>
       <w:br/>
     </w:r>

--- a/klagomål/A 59611-2024 FSC-klagomål.docx
+++ b/klagomål/A 59611-2024 FSC-klagomål.docx
@@ -927,7 +927,7 @@
     <w:r>
       <w:tab/>
       <w:tab/>
-      <w:t>2025-06-17</w:t>
+      <w:t>2025-06-18</w:t>
       <w:br/>
       <w:br/>
     </w:r>

--- a/klagomål/A 59611-2024 FSC-klagomål.docx
+++ b/klagomål/A 59611-2024 FSC-klagomål.docx
@@ -927,7 +927,7 @@
     <w:r>
       <w:tab/>
       <w:tab/>
-      <w:t>2025-06-18</w:t>
+      <w:t>2025-06-19</w:t>
       <w:br/>
       <w:br/>
     </w:r>

--- a/klagomål/A 59611-2024 FSC-klagomål.docx
+++ b/klagomål/A 59611-2024 FSC-klagomål.docx
@@ -927,7 +927,7 @@
     <w:r>
       <w:tab/>
       <w:tab/>
-      <w:t>2025-06-19</w:t>
+      <w:t>2025-06-20</w:t>
       <w:br/>
       <w:br/>
     </w:r>

--- a/klagomål/A 59611-2024 FSC-klagomål.docx
+++ b/klagomål/A 59611-2024 FSC-klagomål.docx
@@ -927,7 +927,7 @@
     <w:r>
       <w:tab/>
       <w:tab/>
-      <w:t>2025-06-20</w:t>
+      <w:t>2025-06-21</w:t>
       <w:br/>
       <w:br/>
     </w:r>

--- a/klagomål/A 59611-2024 FSC-klagomål.docx
+++ b/klagomål/A 59611-2024 FSC-klagomål.docx
@@ -927,7 +927,7 @@
     <w:r>
       <w:tab/>
       <w:tab/>
-      <w:t>2025-06-21</w:t>
+      <w:t>2025-06-22</w:t>
       <w:br/>
       <w:br/>
     </w:r>

--- a/klagomål/A 59611-2024 FSC-klagomål.docx
+++ b/klagomål/A 59611-2024 FSC-klagomål.docx
@@ -927,7 +927,7 @@
     <w:r>
       <w:tab/>
       <w:tab/>
-      <w:t>2025-06-22</w:t>
+      <w:t>2025-06-23</w:t>
       <w:br/>
       <w:br/>
     </w:r>

--- a/klagomål/A 59611-2024 FSC-klagomål.docx
+++ b/klagomål/A 59611-2024 FSC-klagomål.docx
@@ -927,7 +927,7 @@
     <w:r>
       <w:tab/>
       <w:tab/>
-      <w:t>2025-06-23</w:t>
+      <w:t>2025-06-24</w:t>
       <w:br/>
       <w:br/>
     </w:r>

--- a/klagomål/A 59611-2024 FSC-klagomål.docx
+++ b/klagomål/A 59611-2024 FSC-klagomål.docx
@@ -927,7 +927,7 @@
     <w:r>
       <w:tab/>
       <w:tab/>
-      <w:t>2025-06-24</w:t>
+      <w:t>2025-06-25</w:t>
       <w:br/>
       <w:br/>
     </w:r>

--- a/klagomål/A 59611-2024 FSC-klagomål.docx
+++ b/klagomål/A 59611-2024 FSC-klagomål.docx
@@ -927,7 +927,7 @@
     <w:r>
       <w:tab/>
       <w:tab/>
-      <w:t>2025-06-25</w:t>
+      <w:t>2025-06-26</w:t>
       <w:br/>
       <w:br/>
     </w:r>

--- a/klagomål/A 59611-2024 FSC-klagomål.docx
+++ b/klagomål/A 59611-2024 FSC-klagomål.docx
@@ -927,7 +927,7 @@
     <w:r>
       <w:tab/>
       <w:tab/>
-      <w:t>2025-06-26</w:t>
+      <w:t>2025-06-27</w:t>
       <w:br/>
       <w:br/>
     </w:r>

--- a/klagomål/A 59611-2024 FSC-klagomål.docx
+++ b/klagomål/A 59611-2024 FSC-klagomål.docx
@@ -927,7 +927,7 @@
     <w:r>
       <w:tab/>
       <w:tab/>
-      <w:t>2025-06-27</w:t>
+      <w:t>2025-06-28</w:t>
       <w:br/>
       <w:br/>
     </w:r>

--- a/klagomål/A 59611-2024 FSC-klagomål.docx
+++ b/klagomål/A 59611-2024 FSC-klagomål.docx
@@ -927,7 +927,7 @@
     <w:r>
       <w:tab/>
       <w:tab/>
-      <w:t>2025-06-28</w:t>
+      <w:t>2025-06-29</w:t>
       <w:br/>
       <w:br/>
     </w:r>

--- a/klagomål/A 59611-2024 FSC-klagomål.docx
+++ b/klagomål/A 59611-2024 FSC-klagomål.docx
@@ -927,7 +927,7 @@
     <w:r>
       <w:tab/>
       <w:tab/>
-      <w:t>2025-06-29</w:t>
+      <w:t>2025-06-30</w:t>
       <w:br/>
       <w:br/>
     </w:r>

--- a/klagomål/A 59611-2024 FSC-klagomål.docx
+++ b/klagomål/A 59611-2024 FSC-klagomål.docx
@@ -927,7 +927,7 @@
     <w:r>
       <w:tab/>
       <w:tab/>
-      <w:t>2025-06-30</w:t>
+      <w:t>2025-07-01</w:t>
       <w:br/>
       <w:br/>
     </w:r>

--- a/klagomål/A 59611-2024 FSC-klagomål.docx
+++ b/klagomål/A 59611-2024 FSC-klagomål.docx
@@ -927,7 +927,7 @@
     <w:r>
       <w:tab/>
       <w:tab/>
-      <w:t>2025-07-01</w:t>
+      <w:t>2025-07-02</w:t>
       <w:br/>
       <w:br/>
     </w:r>

--- a/klagomål/A 59611-2024 FSC-klagomål.docx
+++ b/klagomål/A 59611-2024 FSC-klagomål.docx
@@ -927,7 +927,7 @@
     <w:r>
       <w:tab/>
       <w:tab/>
-      <w:t>2025-07-02</w:t>
+      <w:t>2025-07-03</w:t>
       <w:br/>
       <w:br/>
     </w:r>

--- a/klagomål/A 59611-2024 FSC-klagomål.docx
+++ b/klagomål/A 59611-2024 FSC-klagomål.docx
@@ -927,7 +927,7 @@
     <w:r>
       <w:tab/>
       <w:tab/>
-      <w:t>2025-07-03</w:t>
+      <w:t>2025-07-04</w:t>
       <w:br/>
       <w:br/>
     </w:r>

--- a/klagomål/A 59611-2024 FSC-klagomål.docx
+++ b/klagomål/A 59611-2024 FSC-klagomål.docx
@@ -927,7 +927,7 @@
     <w:r>
       <w:tab/>
       <w:tab/>
-      <w:t>2025-07-04</w:t>
+      <w:t>2025-07-05</w:t>
       <w:br/>
       <w:br/>
     </w:r>

--- a/klagomål/A 59611-2024 FSC-klagomål.docx
+++ b/klagomål/A 59611-2024 FSC-klagomål.docx
@@ -927,7 +927,7 @@
     <w:r>
       <w:tab/>
       <w:tab/>
-      <w:t>2025-07-05</w:t>
+      <w:t>2025-07-06</w:t>
       <w:br/>
       <w:br/>
     </w:r>

--- a/klagomål/A 59611-2024 FSC-klagomål.docx
+++ b/klagomål/A 59611-2024 FSC-klagomål.docx
@@ -927,7 +927,7 @@
     <w:r>
       <w:tab/>
       <w:tab/>
-      <w:t>2025-07-06</w:t>
+      <w:t>2025-07-07</w:t>
       <w:br/>
       <w:br/>
     </w:r>

--- a/klagomål/A 59611-2024 FSC-klagomål.docx
+++ b/klagomål/A 59611-2024 FSC-klagomål.docx
@@ -927,7 +927,7 @@
     <w:r>
       <w:tab/>
       <w:tab/>
-      <w:t>2025-07-07</w:t>
+      <w:t>2025-07-08</w:t>
       <w:br/>
       <w:br/>
     </w:r>

--- a/klagomål/A 59611-2024 FSC-klagomål.docx
+++ b/klagomål/A 59611-2024 FSC-klagomål.docx
@@ -927,7 +927,7 @@
     <w:r>
       <w:tab/>
       <w:tab/>
-      <w:t>2025-07-08</w:t>
+      <w:t>2025-07-09</w:t>
       <w:br/>
       <w:br/>
     </w:r>

--- a/klagomål/A 59611-2024 FSC-klagomål.docx
+++ b/klagomål/A 59611-2024 FSC-klagomål.docx
@@ -927,7 +927,7 @@
     <w:r>
       <w:tab/>
       <w:tab/>
-      <w:t>2025-07-09</w:t>
+      <w:t>2025-07-11</w:t>
       <w:br/>
       <w:br/>
     </w:r>

--- a/klagomål/A 59611-2024 FSC-klagomål.docx
+++ b/klagomål/A 59611-2024 FSC-klagomål.docx
@@ -927,7 +927,7 @@
     <w:r>
       <w:tab/>
       <w:tab/>
-      <w:t>2025-07-11</w:t>
+      <w:t>2025-07-12</w:t>
       <w:br/>
       <w:br/>
     </w:r>

--- a/klagomål/A 59611-2024 FSC-klagomål.docx
+++ b/klagomål/A 59611-2024 FSC-klagomål.docx
@@ -927,7 +927,7 @@
     <w:r>
       <w:tab/>
       <w:tab/>
-      <w:t>2025-07-12</w:t>
+      <w:t>2025-07-13</w:t>
       <w:br/>
       <w:br/>
     </w:r>

--- a/klagomål/A 59611-2024 FSC-klagomål.docx
+++ b/klagomål/A 59611-2024 FSC-klagomål.docx
@@ -927,7 +927,7 @@
     <w:r>
       <w:tab/>
       <w:tab/>
-      <w:t>2025-07-13</w:t>
+      <w:t>2025-07-14</w:t>
       <w:br/>
       <w:br/>
     </w:r>

--- a/klagomål/A 59611-2024 FSC-klagomål.docx
+++ b/klagomål/A 59611-2024 FSC-klagomål.docx
@@ -927,7 +927,7 @@
     <w:r>
       <w:tab/>
       <w:tab/>
-      <w:t>2025-08-06</w:t>
+      <w:t>2025-08-09</w:t>
       <w:br/>
       <w:br/>
     </w:r>
